--- a/public/smart-police/forms/บันทึกชี้รูปผู้ต้องหา.docx
+++ b/public/smart-police/forms/บันทึกชี้รูปผู้ต้องหา.docx
@@ -3006,7 +3006,7 @@
         <w:szCs w:val="24"/>
         <w:cs/>
       </w:rPr>
-      <w:t>สอบสวน.</w:t>
+      <w:t/>
     </w:r>
     <w:r>
       <w:rPr>
@@ -3017,7 +3017,7 @@
         <w:sz w:val="24"/>
         <w:szCs w:val="24"/>
       </w:rPr>
-      <w:t>com</w:t>
+      <w:t/>
     </w:r>
   </w:p>
 </w:ftr>

--- a/public/smart-police/forms/บันทึกชี้รูปผู้ต้องหา.docx
+++ b/public/smart-police/forms/บันทึกชี้รูปผู้ต้องหา.docx
@@ -2829,7 +2829,7 @@
         <w:szCs w:val="32"/>
         <w:cs/>
       </w:rPr>
-      <w:t>(ส ๕๖ - ๒</w:t>
+      <w:t/>
     </w:r>
     <w:r>
       <w:rPr>
@@ -2839,7 +2839,7 @@
         <w:szCs w:val="32"/>
         <w:cs/>
       </w:rPr>
-      <w:t>๖</w:t>
+      <w:t/>
     </w:r>
     <w:r>
       <w:rPr>
@@ -2849,7 +2849,7 @@
         <w:szCs w:val="32"/>
         <w:cs/>
       </w:rPr>
-      <w:t>)</w:t>
+      <w:t/>
     </w:r>
   </w:p>
 </w:ftr>
@@ -2875,7 +2875,7 @@
         <w:szCs w:val="32"/>
         <w:cs/>
       </w:rPr>
-      <w:t>(ส ๕๖ - ๒๕)</w:t>
+      <w:t/>
     </w:r>
   </w:p>
 </w:ftr>
@@ -2914,7 +2914,7 @@
         <w:szCs w:val="32"/>
         <w:cs/>
       </w:rPr>
-      <w:t>(</w:t>
+      <w:t/>
     </w:r>
     <w:r>
       <w:rPr>
@@ -2924,7 +2924,7 @@
         <w:szCs w:val="32"/>
         <w:cs/>
       </w:rPr>
-      <w:t xml:space="preserve">ส ๕๖ </w:t>
+      <w:t xml:space="preserve"/>
     </w:r>
     <w:r>
       <w:rPr>
@@ -2934,7 +2934,7 @@
         <w:szCs w:val="32"/>
         <w:cs/>
       </w:rPr>
-      <w:t>–</w:t>
+      <w:t/>
     </w:r>
     <w:r>
       <w:rPr>
@@ -2944,7 +2944,7 @@
         <w:szCs w:val="32"/>
         <w:cs/>
       </w:rPr>
-      <w:t xml:space="preserve"> </w:t>
+      <w:t xml:space="preserve"/>
     </w:r>
     <w:r>
       <w:rPr>
@@ -2954,7 +2954,7 @@
         <w:szCs w:val="32"/>
         <w:cs/>
       </w:rPr>
-      <w:t>๒</w:t>
+      <w:t/>
     </w:r>
     <w:r>
       <w:rPr>
@@ -2964,7 +2964,7 @@
         <w:szCs w:val="32"/>
         <w:cs/>
       </w:rPr>
-      <w:t>๖</w:t>
+      <w:t/>
     </w:r>
     <w:r>
       <w:rPr>
@@ -2974,7 +2974,7 @@
         <w:szCs w:val="32"/>
         <w:cs/>
       </w:rPr>
-      <w:t>)</w:t>
+      <w:t/>
     </w:r>
     <w:r>
       <w:rPr>
